--- a/public/fwdstudentsfinalforms/Faculty-Staff Research Publication Medical Sciences .docx
+++ b/public/fwdstudentsfinalforms/Faculty-Staff Research Publication Medical Sciences .docx
@@ -386,11 +386,7 @@
           <w:tcPr>
             <w:tcW w:w="5309" w:type="dxa"/>
           </w:tcPr>
-          <w:p>
-            <w:r>
-              <w:t xml:space="preserve">Auto fetch from SAP database </w:t>
-            </w:r>
-          </w:p>
+          <w:p/>
         </w:tc>
       </w:tr>
       <w:tr>
@@ -473,11 +469,7 @@
           <w:tcPr>
             <w:tcW w:w="5309" w:type="dxa"/>
           </w:tcPr>
-          <w:p>
-            <w:r>
-              <w:t xml:space="preserve">Auto fetch from SAP database </w:t>
-            </w:r>
-          </w:p>
+          <w:p/>
         </w:tc>
       </w:tr>
       <w:tr>
@@ -502,11 +494,7 @@
           <w:tcPr>
             <w:tcW w:w="5309" w:type="dxa"/>
           </w:tcPr>
-          <w:p>
-            <w:r>
-              <w:t xml:space="preserve">Auto fetch from SAP database </w:t>
-            </w:r>
-          </w:p>
+          <w:p/>
         </w:tc>
       </w:tr>
       <w:tr>
@@ -531,11 +519,7 @@
           <w:tcPr>
             <w:tcW w:w="5309" w:type="dxa"/>
           </w:tcPr>
-          <w:p>
-            <w:r>
-              <w:t xml:space="preserve">Auto fetch from SAP database </w:t>
-            </w:r>
-          </w:p>
+          <w:p/>
         </w:tc>
       </w:tr>
     </w:tbl>
@@ -858,11 +842,7 @@
           <w:tcPr>
             <w:tcW w:w="5309" w:type="dxa"/>
           </w:tcPr>
-          <w:p>
-            <w:r>
-              <w:t xml:space="preserve">Auto fetch from SAP database </w:t>
-            </w:r>
-          </w:p>
+          <w:p/>
         </w:tc>
       </w:tr>
       <w:tr>
@@ -945,11 +925,7 @@
           <w:tcPr>
             <w:tcW w:w="5309" w:type="dxa"/>
           </w:tcPr>
-          <w:p>
-            <w:r>
-              <w:t xml:space="preserve">Auto fetch from SAP database </w:t>
-            </w:r>
-          </w:p>
+          <w:p/>
         </w:tc>
       </w:tr>
       <w:tr>
@@ -974,11 +950,7 @@
           <w:tcPr>
             <w:tcW w:w="5309" w:type="dxa"/>
           </w:tcPr>
-          <w:p>
-            <w:r>
-              <w:t xml:space="preserve">Auto fetch from SAP database </w:t>
-            </w:r>
-          </w:p>
+          <w:p/>
         </w:tc>
       </w:tr>
       <w:tr>
@@ -1003,11 +975,7 @@
           <w:tcPr>
             <w:tcW w:w="5309" w:type="dxa"/>
           </w:tcPr>
-          <w:p>
-            <w:r>
-              <w:t xml:space="preserve">Auto fetch from SAP database </w:t>
-            </w:r>
-          </w:p>
+          <w:p/>
         </w:tc>
       </w:tr>
     </w:tbl>
@@ -1332,11 +1300,7 @@
           <w:tcPr>
             <w:tcW w:w="5309" w:type="dxa"/>
           </w:tcPr>
-          <w:p>
-            <w:r>
-              <w:t xml:space="preserve">Auto fetch from SAP database </w:t>
-            </w:r>
-          </w:p>
+          <w:p/>
         </w:tc>
       </w:tr>
       <w:tr>
@@ -1405,11 +1369,7 @@
           <w:tcPr>
             <w:tcW w:w="5309" w:type="dxa"/>
           </w:tcPr>
-          <w:p>
-            <w:r>
-              <w:t xml:space="preserve">Auto fetch from SAP database </w:t>
-            </w:r>
-          </w:p>
+          <w:p/>
         </w:tc>
       </w:tr>
       <w:tr>
@@ -1434,11 +1394,7 @@
           <w:tcPr>
             <w:tcW w:w="5309" w:type="dxa"/>
           </w:tcPr>
-          <w:p>
-            <w:r>
-              <w:t xml:space="preserve">Auto fetch from SAP database </w:t>
-            </w:r>
-          </w:p>
+          <w:p/>
         </w:tc>
       </w:tr>
       <w:tr>
@@ -1463,11 +1419,7 @@
           <w:tcPr>
             <w:tcW w:w="5309" w:type="dxa"/>
           </w:tcPr>
-          <w:p>
-            <w:r>
-              <w:t xml:space="preserve">Auto fetch from SAP database </w:t>
-            </w:r>
-          </w:p>
+          <w:p/>
         </w:tc>
       </w:tr>
     </w:tbl>
